--- a/Knowledge/3-Work knowledge/1-Software Engineering/2-General Technologies/9-Databases/5-My Source/1-Intro to Databases/1-Data Models/3-Types of Data Models/6-Key-Value Data Model.docx
+++ b/Knowledge/3-Work knowledge/1-Software Engineering/2-General Technologies/9-Databases/5-My Source/1-Intro to Databases/1-Data Models/3-Types of Data Models/6-Key-Value Data Model.docx
@@ -31,6 +31,7 @@
       </w:pPr>
       <w:r>
         <w:rPr>
+          <w:rFonts w:ascii="Arial" w:hAnsi="Arial" w:eastAsia="Arial"/>
           <w:b/>
           <w:color w:val="000000"/>
           <w:sz w:val="18"/>
@@ -40,6 +41,7 @@
       </w:r>
       <w:r>
         <w:rPr>
+          <w:rFonts w:ascii="Arial" w:hAnsi="Arial" w:eastAsia="Arial"/>
           <w:color w:val="000000"/>
           <w:sz w:val="18"/>
           <w:highlight w:val="lightGray"/>
@@ -48,6 +50,7 @@
       </w:r>
       <w:r>
         <w:rPr>
+          <w:rFonts w:ascii="Arial" w:hAnsi="Arial" w:eastAsia="Arial"/>
           <w:b/>
           <w:color w:val="000000"/>
           <w:sz w:val="18"/>
@@ -57,6 +60,7 @@
       </w:r>
       <w:r>
         <w:rPr>
+          <w:rFonts w:ascii="Arial" w:hAnsi="Arial" w:eastAsia="Arial"/>
           <w:color w:val="000000"/>
           <w:sz w:val="18"/>
           <w:highlight w:val="lightGray"/>
@@ -65,6 +69,7 @@
       </w:r>
       <w:r>
         <w:rPr>
+          <w:rFonts w:ascii="Arial" w:hAnsi="Arial" w:eastAsia="Arial"/>
           <w:b/>
           <w:color w:val="000000"/>
           <w:sz w:val="18"/>
@@ -74,6 +79,7 @@
       </w:r>
       <w:r>
         <w:rPr>
+          <w:rFonts w:ascii="Arial" w:hAnsi="Arial" w:eastAsia="Arial"/>
           <w:color w:val="000000"/>
           <w:sz w:val="18"/>
           <w:highlight w:val="lightGray"/>
@@ -309,6 +315,7 @@
       </w:pPr>
       <w:r>
         <w:rPr>
+          <w:rFonts w:ascii="Arial" w:hAnsi="Arial" w:eastAsia="Arial"/>
           <w:b/>
           <w:color w:val="000000"/>
           <w:sz w:val="18"/>
@@ -318,6 +325,7 @@
       </w:r>
       <w:r>
         <w:rPr>
+          <w:rFonts w:ascii="Arial" w:hAnsi="Arial" w:eastAsia="Arial"/>
           <w:color w:val="000000"/>
           <w:sz w:val="18"/>
           <w:highlight w:val="lightGray"/>
@@ -326,6 +334,7 @@
       </w:r>
       <w:r>
         <w:rPr>
+          <w:rFonts w:ascii="Arial" w:hAnsi="Arial" w:eastAsia="Arial"/>
           <w:b/>
           <w:color w:val="000000"/>
           <w:sz w:val="18"/>
@@ -335,6 +344,7 @@
       </w:r>
       <w:r>
         <w:rPr>
+          <w:rFonts w:ascii="Arial" w:hAnsi="Arial" w:eastAsia="Arial"/>
           <w:color w:val="000000"/>
           <w:sz w:val="18"/>
           <w:highlight w:val="lightGray"/>
@@ -343,6 +353,7 @@
       </w:r>
       <w:r>
         <w:rPr>
+          <w:rFonts w:ascii="Arial" w:hAnsi="Arial" w:eastAsia="Arial"/>
           <w:b/>
           <w:color w:val="000000"/>
           <w:sz w:val="18"/>
@@ -352,6 +363,7 @@
       </w:r>
       <w:r>
         <w:rPr>
+          <w:rFonts w:ascii="Arial" w:hAnsi="Arial" w:eastAsia="Arial"/>
           <w:color w:val="000000"/>
           <w:sz w:val="18"/>
           <w:highlight w:val="lightGray"/>
@@ -686,6 +698,7 @@
       </w:pPr>
       <w:r>
         <w:rPr>
+          <w:rFonts w:ascii="Arial" w:hAnsi="Arial" w:eastAsia="Arial"/>
           <w:b/>
           <w:color w:val="000000"/>
           <w:sz w:val="18"/>
@@ -695,6 +708,7 @@
       </w:r>
       <w:r>
         <w:rPr>
+          <w:rFonts w:ascii="Arial" w:hAnsi="Arial" w:eastAsia="Arial"/>
           <w:color w:val="000000"/>
           <w:sz w:val="18"/>
           <w:highlight w:val="lightGray"/>
@@ -703,6 +717,7 @@
       </w:r>
       <w:r>
         <w:rPr>
+          <w:rFonts w:ascii="Arial" w:hAnsi="Arial" w:eastAsia="Arial"/>
           <w:b/>
           <w:color w:val="000000"/>
           <w:sz w:val="18"/>
@@ -712,6 +727,7 @@
       </w:r>
       <w:r>
         <w:rPr>
+          <w:rFonts w:ascii="Arial" w:hAnsi="Arial" w:eastAsia="Arial"/>
           <w:color w:val="000000"/>
           <w:sz w:val="18"/>
           <w:highlight w:val="lightGray"/>
@@ -720,6 +736,7 @@
       </w:r>
       <w:r>
         <w:rPr>
+          <w:rFonts w:ascii="Arial" w:hAnsi="Arial" w:eastAsia="Arial"/>
           <w:b/>
           <w:color w:val="000000"/>
           <w:sz w:val="18"/>
@@ -729,6 +746,7 @@
       </w:r>
       <w:r>
         <w:rPr>
+          <w:rFonts w:ascii="Arial" w:hAnsi="Arial" w:eastAsia="Arial"/>
           <w:color w:val="000000"/>
           <w:sz w:val="18"/>
           <w:highlight w:val="lightGray"/>
@@ -925,6 +943,7 @@
       </w:pPr>
       <w:r>
         <w:rPr>
+          <w:rFonts w:ascii="Arial" w:hAnsi="Arial" w:eastAsia="Arial"/>
           <w:b/>
           <w:color w:val="000000"/>
           <w:sz w:val="18"/>
@@ -934,6 +953,7 @@
       </w:r>
       <w:r>
         <w:rPr>
+          <w:rFonts w:ascii="Arial" w:hAnsi="Arial" w:eastAsia="Arial"/>
           <w:color w:val="000000"/>
           <w:sz w:val="18"/>
           <w:highlight w:val="lightGray"/>
@@ -942,6 +962,7 @@
       </w:r>
       <w:r>
         <w:rPr>
+          <w:rFonts w:ascii="Arial" w:hAnsi="Arial" w:eastAsia="Arial"/>
           <w:b/>
           <w:color w:val="000000"/>
           <w:sz w:val="18"/>
@@ -951,6 +972,7 @@
       </w:r>
       <w:r>
         <w:rPr>
+          <w:rFonts w:ascii="Arial" w:hAnsi="Arial" w:eastAsia="Arial"/>
           <w:color w:val="000000"/>
           <w:sz w:val="18"/>
           <w:highlight w:val="lightGray"/>
@@ -959,6 +981,7 @@
       </w:r>
       <w:r>
         <w:rPr>
+          <w:rFonts w:ascii="Arial" w:hAnsi="Arial" w:eastAsia="Arial"/>
           <w:b/>
           <w:color w:val="000000"/>
           <w:sz w:val="18"/>
@@ -968,6 +991,7 @@
       </w:r>
       <w:r>
         <w:rPr>
+          <w:rFonts w:ascii="Arial" w:hAnsi="Arial" w:eastAsia="Arial"/>
           <w:color w:val="000000"/>
           <w:sz w:val="18"/>
           <w:highlight w:val="lightGray"/>
@@ -1464,6 +1488,7 @@
       </w:pPr>
       <w:r>
         <w:rPr>
+          <w:rFonts w:ascii="Arial" w:hAnsi="Arial" w:eastAsia="Arial"/>
           <w:b/>
           <w:color w:val="000000"/>
           <w:sz w:val="18"/>
@@ -1473,6 +1498,7 @@
       </w:r>
       <w:r>
         <w:rPr>
+          <w:rFonts w:ascii="Arial" w:hAnsi="Arial" w:eastAsia="Arial"/>
           <w:color w:val="000000"/>
           <w:sz w:val="18"/>
           <w:highlight w:val="lightGray"/>
@@ -1481,6 +1507,7 @@
       </w:r>
       <w:r>
         <w:rPr>
+          <w:rFonts w:ascii="Arial" w:hAnsi="Arial" w:eastAsia="Arial"/>
           <w:b/>
           <w:color w:val="000000"/>
           <w:sz w:val="18"/>
@@ -1490,6 +1517,7 @@
       </w:r>
       <w:r>
         <w:rPr>
+          <w:rFonts w:ascii="Arial" w:hAnsi="Arial" w:eastAsia="Arial"/>
           <w:color w:val="000000"/>
           <w:sz w:val="18"/>
           <w:highlight w:val="lightGray"/>
@@ -1498,6 +1526,7 @@
       </w:r>
       <w:r>
         <w:rPr>
+          <w:rFonts w:ascii="Arial" w:hAnsi="Arial" w:eastAsia="Arial"/>
           <w:b/>
           <w:color w:val="000000"/>
           <w:sz w:val="18"/>
@@ -1507,6 +1536,7 @@
       </w:r>
       <w:r>
         <w:rPr>
+          <w:rFonts w:ascii="Arial" w:hAnsi="Arial" w:eastAsia="Arial"/>
           <w:color w:val="000000"/>
           <w:sz w:val="18"/>
           <w:highlight w:val="lightGray"/>
@@ -1939,6 +1969,7 @@
       </w:pPr>
       <w:r>
         <w:rPr>
+          <w:rFonts w:ascii="Arial" w:hAnsi="Arial" w:eastAsia="Arial"/>
           <w:b/>
           <w:color w:val="000000"/>
           <w:sz w:val="18"/>
@@ -1948,6 +1979,7 @@
       </w:r>
       <w:r>
         <w:rPr>
+          <w:rFonts w:ascii="Arial" w:hAnsi="Arial" w:eastAsia="Arial"/>
           <w:color w:val="000000"/>
           <w:sz w:val="18"/>
           <w:highlight w:val="lightGray"/>
@@ -1956,6 +1988,7 @@
       </w:r>
       <w:r>
         <w:rPr>
+          <w:rFonts w:ascii="Arial" w:hAnsi="Arial" w:eastAsia="Arial"/>
           <w:b/>
           <w:color w:val="000000"/>
           <w:sz w:val="18"/>
@@ -1965,6 +1998,7 @@
       </w:r>
       <w:r>
         <w:rPr>
+          <w:rFonts w:ascii="Arial" w:hAnsi="Arial" w:eastAsia="Arial"/>
           <w:color w:val="000000"/>
           <w:sz w:val="18"/>
           <w:highlight w:val="lightGray"/>
@@ -1973,6 +2007,7 @@
       </w:r>
       <w:r>
         <w:rPr>
+          <w:rFonts w:ascii="Arial" w:hAnsi="Arial" w:eastAsia="Arial"/>
           <w:b/>
           <w:color w:val="000000"/>
           <w:sz w:val="18"/>
@@ -1982,6 +2017,7 @@
       </w:r>
       <w:r>
         <w:rPr>
+          <w:rFonts w:ascii="Arial" w:hAnsi="Arial" w:eastAsia="Arial"/>
           <w:color w:val="000000"/>
           <w:sz w:val="18"/>
           <w:highlight w:val="lightGray"/>
@@ -2390,6 +2426,7 @@
       </w:pPr>
       <w:r>
         <w:rPr>
+          <w:rFonts w:ascii="Arial" w:hAnsi="Arial" w:eastAsia="Arial"/>
           <w:b/>
           <w:color w:val="000000"/>
           <w:sz w:val="18"/>
@@ -2399,6 +2436,7 @@
       </w:r>
       <w:r>
         <w:rPr>
+          <w:rFonts w:ascii="Arial" w:hAnsi="Arial" w:eastAsia="Arial"/>
           <w:color w:val="000000"/>
           <w:sz w:val="18"/>
           <w:highlight w:val="lightGray"/>
@@ -2407,6 +2445,7 @@
       </w:r>
       <w:r>
         <w:rPr>
+          <w:rFonts w:ascii="Arial" w:hAnsi="Arial" w:eastAsia="Arial"/>
           <w:b/>
           <w:color w:val="000000"/>
           <w:sz w:val="18"/>
@@ -2416,6 +2455,7 @@
       </w:r>
       <w:r>
         <w:rPr>
+          <w:rFonts w:ascii="Arial" w:hAnsi="Arial" w:eastAsia="Arial"/>
           <w:color w:val="000000"/>
           <w:sz w:val="18"/>
           <w:highlight w:val="lightGray"/>
@@ -2424,6 +2464,7 @@
       </w:r>
       <w:r>
         <w:rPr>
+          <w:rFonts w:ascii="Arial" w:hAnsi="Arial" w:eastAsia="Arial"/>
           <w:b/>
           <w:color w:val="000000"/>
           <w:sz w:val="18"/>
@@ -2433,6 +2474,7 @@
       </w:r>
       <w:r>
         <w:rPr>
+          <w:rFonts w:ascii="Arial" w:hAnsi="Arial" w:eastAsia="Arial"/>
           <w:color w:val="000000"/>
           <w:sz w:val="18"/>
           <w:highlight w:val="lightGray"/>
@@ -2833,6 +2875,7 @@
       </w:pPr>
       <w:r>
         <w:rPr>
+          <w:rFonts w:ascii="Arial" w:hAnsi="Arial" w:eastAsia="Arial"/>
           <w:b/>
           <w:color w:val="000000"/>
           <w:sz w:val="18"/>
@@ -2842,6 +2885,7 @@
       </w:r>
       <w:r>
         <w:rPr>
+          <w:rFonts w:ascii="Arial" w:hAnsi="Arial" w:eastAsia="Arial"/>
           <w:color w:val="000000"/>
           <w:sz w:val="18"/>
           <w:highlight w:val="lightGray"/>
@@ -2850,6 +2894,7 @@
       </w:r>
       <w:r>
         <w:rPr>
+          <w:rFonts w:ascii="Arial" w:hAnsi="Arial" w:eastAsia="Arial"/>
           <w:b/>
           <w:color w:val="000000"/>
           <w:sz w:val="18"/>
@@ -2859,6 +2904,7 @@
       </w:r>
       <w:r>
         <w:rPr>
+          <w:rFonts w:ascii="Arial" w:hAnsi="Arial" w:eastAsia="Arial"/>
           <w:color w:val="000000"/>
           <w:sz w:val="18"/>
           <w:highlight w:val="lightGray"/>
@@ -2867,6 +2913,7 @@
       </w:r>
       <w:r>
         <w:rPr>
+          <w:rFonts w:ascii="Arial" w:hAnsi="Arial" w:eastAsia="Arial"/>
           <w:b/>
           <w:color w:val="000000"/>
           <w:sz w:val="18"/>
@@ -2876,6 +2923,7 @@
       </w:r>
       <w:r>
         <w:rPr>
+          <w:rFonts w:ascii="Arial" w:hAnsi="Arial" w:eastAsia="Arial"/>
           <w:color w:val="000000"/>
           <w:sz w:val="18"/>
           <w:highlight w:val="lightGray"/>
@@ -3643,6 +3691,7 @@
       </w:pPr>
       <w:r>
         <w:rPr>
+          <w:rFonts w:ascii="Arial" w:hAnsi="Arial" w:eastAsia="Arial"/>
           <w:b/>
           <w:color w:val="000000"/>
           <w:sz w:val="18"/>
@@ -3652,6 +3701,7 @@
       </w:r>
       <w:r>
         <w:rPr>
+          <w:rFonts w:ascii="Arial" w:hAnsi="Arial" w:eastAsia="Arial"/>
           <w:color w:val="000000"/>
           <w:sz w:val="18"/>
           <w:highlight w:val="lightGray"/>
@@ -3660,6 +3710,7 @@
       </w:r>
       <w:r>
         <w:rPr>
+          <w:rFonts w:ascii="Arial" w:hAnsi="Arial" w:eastAsia="Arial"/>
           <w:b/>
           <w:color w:val="000000"/>
           <w:sz w:val="18"/>
@@ -3669,6 +3720,7 @@
       </w:r>
       <w:r>
         <w:rPr>
+          <w:rFonts w:ascii="Arial" w:hAnsi="Arial" w:eastAsia="Arial"/>
           <w:color w:val="000000"/>
           <w:sz w:val="18"/>
           <w:highlight w:val="lightGray"/>
@@ -3677,6 +3729,7 @@
       </w:r>
       <w:r>
         <w:rPr>
+          <w:rFonts w:ascii="Arial" w:hAnsi="Arial" w:eastAsia="Arial"/>
           <w:b/>
           <w:color w:val="000000"/>
           <w:sz w:val="18"/>
@@ -3686,6 +3739,7 @@
       </w:r>
       <w:r>
         <w:rPr>
+          <w:rFonts w:ascii="Arial" w:hAnsi="Arial" w:eastAsia="Arial"/>
           <w:color w:val="000000"/>
           <w:sz w:val="18"/>
           <w:highlight w:val="lightGray"/>

--- a/Knowledge/3-Work knowledge/1-Software Engineering/2-General Technologies/9-Databases/5-My Source/1-Intro to Databases/1-Data Models/3-Types of Data Models/6-Key-Value Data Model.docx
+++ b/Knowledge/3-Work knowledge/1-Software Engineering/2-General Technologies/9-Databases/5-My Source/1-Intro to Databases/1-Data Models/3-Types of Data Models/6-Key-Value Data Model.docx
@@ -9,6 +9,9 @@
       <w:bookmarkStart w:id="0" w:name="_jfxphc7sv05u" w:colFirst="0" w:colLast="0"/>
       <w:bookmarkEnd w:id="0"/>
       <w:r>
+        <w:rPr>
+          <w:rFonts w:ascii="Calibri Light" w:hAnsi="Calibri Light" w:eastAsia="Calibri Light"/>
+        </w:rPr>
         <w:t>Key-Value Data Model</w:t>
       </w:r>
     </w:p>
@@ -22,6 +25,9 @@
       <w:bookmarkStart w:id="1" w:name="_lvz9remv7gij" w:colFirst="0" w:colLast="0"/>
       <w:bookmarkEnd w:id="1"/>
       <w:r>
+        <w:rPr>
+          <w:rFonts w:ascii="Calibri Light" w:hAnsi="Calibri Light" w:eastAsia="Calibri Light"/>
+        </w:rPr>
         <w:t>🗝️ What is the Key-Value Data Model?</w:t>
       </w:r>
     </w:p>
@@ -294,6 +300,7 @@
       <w:bookmarkEnd w:id="2"/>
       <w:r>
         <w:rPr>
+          <w:rFonts w:ascii="Calibri Light" w:hAnsi="Calibri Light" w:eastAsia="Calibri Light"/>
           <w:b/>
           <w:bCs/>
           <w:sz w:val="34"/>
@@ -677,6 +684,7 @@
       <w:bookmarkEnd w:id="3"/>
       <w:r>
         <w:rPr>
+          <w:rFonts w:ascii="Calibri Light" w:hAnsi="Calibri Light" w:eastAsia="Calibri Light"/>
           <w:b/>
           <w:bCs/>
           <w:sz w:val="34"/>
@@ -921,7 +929,7 @@
       <w:bookmarkEnd w:id="4"/>
       <w:r>
         <w:rPr>
-          <w:rFonts w:ascii="Arial Unicode MS" w:eastAsia="Arial Unicode MS" w:hAnsi="Arial Unicode MS" w:cs="Arial Unicode MS"/>
+          <w:rFonts w:ascii="Calibri Light" w:eastAsia="Calibri Light" w:hAnsi="Calibri Light" w:cs="Arial Unicode MS"/>
           <w:b/>
           <w:bCs/>
           <w:sz w:val="34"/>
@@ -1466,7 +1474,7 @@
       <w:bookmarkEnd w:id="5"/>
       <w:r>
         <w:rPr>
-          <w:rFonts w:ascii="Arial Unicode MS" w:eastAsia="Arial Unicode MS" w:hAnsi="Arial Unicode MS" w:cs="Arial Unicode MS"/>
+          <w:rFonts w:ascii="Calibri Light" w:eastAsia="Calibri Light" w:hAnsi="Calibri Light" w:cs="Arial Unicode MS"/>
           <w:b/>
           <w:bCs/>
           <w:sz w:val="34"/>
@@ -1948,6 +1956,7 @@
       <w:bookmarkEnd w:id="6"/>
       <w:r>
         <w:rPr>
+          <w:rFonts w:ascii="Calibri Light" w:hAnsi="Calibri Light" w:eastAsia="Calibri Light"/>
           <w:b/>
           <w:bCs/>
           <w:sz w:val="34"/>
@@ -2405,6 +2414,7 @@
       <w:bookmarkEnd w:id="7"/>
       <w:r>
         <w:rPr>
+          <w:rFonts w:ascii="Calibri Light" w:hAnsi="Calibri Light" w:eastAsia="Calibri Light"/>
           <w:b/>
           <w:bCs/>
           <w:sz w:val="34"/>
@@ -2854,6 +2864,7 @@
       <w:bookmarkEnd w:id="8"/>
       <w:r>
         <w:rPr>
+          <w:rFonts w:ascii="Calibri Light" w:hAnsi="Calibri Light" w:eastAsia="Calibri Light"/>
           <w:b/>
           <w:bCs/>
           <w:sz w:val="34"/>
@@ -3670,6 +3681,7 @@
       <w:bookmarkEnd w:id="9"/>
       <w:r>
         <w:rPr>
+          <w:rFonts w:ascii="Calibri Light" w:hAnsi="Calibri Light" w:eastAsia="Calibri Light"/>
           <w:b/>
           <w:bCs/>
           <w:sz w:val="34"/>
